--- a/docs/homeworks/hw_3_ttest/03_03_homework_t_test.docx
+++ b/docs/homeworks/hw_3_ttest/03_03_homework_t_test.docx
@@ -1210,7 +1210,7 @@
         <w:rPr>
           <w:rStyle w:val="VerbatimChar"/>
         </w:rPr>
-        <w:t xml:space="preserve"> - attr(*, "problems")=&lt;pointer: 0x980fb1f40&gt; </w:t>
+        <w:t xml:space="preserve"> - attr(*, "problems")=&lt;pointer: 0xae3184710&gt; </w:t>
       </w:r>
     </w:p>
     <w:p>

--- a/docs/homeworks/hw_3_ttest/03_03_homework_t_test.docx
+++ b/docs/homeworks/hw_3_ttest/03_03_homework_t_test.docx
@@ -1210,7 +1210,7 @@
         <w:rPr>
           <w:rStyle w:val="VerbatimChar"/>
         </w:rPr>
-        <w:t xml:space="preserve"> - attr(*, "problems")=&lt;pointer: 0xae3184710&gt; </w:t>
+        <w:t xml:space="preserve"> - attr(*, "problems")=&lt;pointer: 0xc2f534050&gt; </w:t>
       </w:r>
     </w:p>
     <w:p>

--- a/docs/homeworks/hw_3_ttest/03_03_homework_t_test.docx
+++ b/docs/homeworks/hw_3_ttest/03_03_homework_t_test.docx
@@ -1210,7 +1210,7 @@
         <w:rPr>
           <w:rStyle w:val="VerbatimChar"/>
         </w:rPr>
-        <w:t xml:space="preserve"> - attr(*, "problems")=&lt;pointer: 0xaf605c2c0&gt; </w:t>
+        <w:t xml:space="preserve"> - attr(*, "problems")=&lt;pointer: 0xc9ecaf5f0&gt; </w:t>
       </w:r>
     </w:p>
     <w:p>

--- a/docs/homeworks/hw_3_ttest/03_03_homework_t_test.docx
+++ b/docs/homeworks/hw_3_ttest/03_03_homework_t_test.docx
@@ -1210,7 +1210,7 @@
         <w:rPr>
           <w:rStyle w:val="VerbatimChar"/>
         </w:rPr>
-        <w:t xml:space="preserve"> - attr(*, "problems")=&lt;pointer: 0xa624c0070&gt; </w:t>
+        <w:t xml:space="preserve"> - attr(*, "problems")=&lt;pointer: 0xa08c10250&gt; </w:t>
       </w:r>
     </w:p>
     <w:p>
